--- a/docs/pack-commercial/PROCEDURE-RESILIATION_interne.docx
+++ b/docs/pack-commercial/PROCEDURE-RESILIATION_interne.docx
@@ -569,7 +569,7 @@
         <w:rPr>
           <w:sz w:val="20"/>
         </w:rPr>
-        <w:t>Email : « Nous avons bien reçu votre demande du [date] » + rappel de la situation contractuelle (engagement ? terme ?) + date de fin calculée + proposition d'un appel de 10 minutes. Objectif de l'appel : comprendre le motif, proposer une alternative (descente en gamme, ESSENTIEL à 79 €, report d'heures, réaffectation de secrétaire).</w:t>
+        <w:t>Email : « Nous avons bien reçu votre demande du [date] » + rappel de la situation contractuelle (engagement ? terme ?) + date de fin calculée + proposition d'un appel de 10 minutes. Objectif de l'appel : comprendre le motif, proposer une alternative (descente en gamme, ESSENTIEL à 79 €, report d'heures, réaffectation de chargé de mission).</w:t>
       </w:r>
     </w:p>
     <w:p>
@@ -620,7 +620,7 @@
           <w:b/>
           <w:sz w:val="20"/>
         </w:rPr>
-        <w:t xml:space="preserve">Secrétaire. </w:t>
+        <w:t xml:space="preserve">Chargé de mission. </w:t>
       </w:r>
       <w:r>
         <w:rPr>
@@ -753,7 +753,7 @@
         <w:rPr>
           <w:sz w:val="20"/>
         </w:rPr>
-        <w:t>SUSPENSION de l'application et du secrétariat (bandeau dans l'appli ; les mensualités continuent de courir). Email + appel.</w:t>
+        <w:t>SUSPENSION de l'application et de l'Adhésion Service (bandeau dans l'appli ; les mensualités continuent de courir). Email + appel.</w:t>
       </w:r>
     </w:p>
     <w:p>
@@ -827,7 +827,7 @@
         </w:rPr>
         <w:t>Bonjour [Prénom],</w:t>
         <w:br/>
-        <w:t>Nous confirmons la résiliation de votre abonnement My Easy Auto [STARTER], reçue le [date]. Conformément au préavis d'un mois, votre contrat prend fin le [dernier jour du mois suivant]. La mensualité de [mois] reste due ([441 € HT]) ; aucune autre somme ne vous sera facturée.</w:t>
+        <w:t>Nous confirmons la résiliation de votre abonnement My Easy Auto [ADHÉSION SERVICE PLUS], reçue le [date]. Conformément au préavis d'un mois, votre contrat prend fin le [dernier jour du mois suivant]. La mensualité de [mois] reste due ([441 € HT]) ; aucune autre somme ne vous sera facturée.</w:t>
         <w:br/>
         <w:t>Vos données (dossiers, documents, factures, photos) sont exportables depuis Organisation → Sauvegarde jusqu'au [date de fin], puis pendant 90 jours ; elles seront supprimées le [date + 90 j].</w:t>
         <w:br/>
@@ -864,7 +864,7 @@
         <w:br/>
         <w:t>Nous avons bien reçu votre demande du [date]. Votre contrat comporte un engagement de 12 mois jusqu'au [terme], souscrit avec une remise de [12 %] ; conformément à l'article 2 des conditions générales, les [7] mensualités restant à courir ([7 × 756,80 = 5 297,60 € HT]) sont exigibles en cas de résiliation anticipée.</w:t>
         <w:br/>
-        <w:t>Nous préférons une solution qui vous convienne : (1) passer en formule [STARTER / ESSENTIEL] jusqu'au terme (avenant, sans indemnité, après 6 mensualités réglées) ; (2) maintenir votre accès jusqu'au terme en réglant les mensualités normalement ; (3) clore le contrat immédiatement contre le règlement de l'indemnité [éventuellement : ramenée à X € si réglée sous 30 jours].</w:t>
+        <w:t>Nous préférons une solution qui vous convienne : (1) passer en formule [ADHÉSION SERVICE PLUS / ESSENTIEL] jusqu'au terme (avenant, sans indemnité, après 6 mensualités réglées) ; (2) maintenir votre accès jusqu'au terme en réglant les mensualités normalement ; (3) clore le contrat immédiatement contre le règlement de l'indemnité [éventuellement : ramenée à X € si réglée sous 30 jours].</w:t>
         <w:br/>
         <w:t>Dites-nous ce que vous préférez d'ici le [date + 10 j].</w:t>
         <w:br/>
@@ -897,7 +897,7 @@
         </w:rPr>
         <w:t>Bonjour [Prénom],</w:t>
         <w:br/>
-        <w:t>Malgré nos relances des [dates], la facture [n°] de [montant] € TTC échue le [date] reste impayée. Conformément à l'article 5 des conditions générales, l'accès à l'application et le service de secrétariat sont suspendus à compter du [date] jusqu'à régularisation ; les mensualités continuent de courir. Vous pouvez régler par virement (IBAN […]) ou par ce lien : […]. Sans règlement sous 15 jours, le contrat sera résilié à vos torts et les sommes dues recouvrées.</w:t>
+        <w:t>Malgré nos relances des [dates], la facture [n°] de [montant] € TTC échue le [date] reste impayée. Conformément à l'article 5 des conditions générales, l'accès à l'application et le service de déblocage de dossiers (Adhésion Service) sont suspendus à compter du [date] jusqu'à régularisation ; les mensualités continuent de courir. Vous pouvez régler par virement (IBAN […]) ou par ce lien : […]. Sans règlement sous 15 jours, le contrat sera résilié à vos torts et les sommes dues recouvrées.</w:t>
         <w:br/>
         <w:t>Nous restons joignables pour trouver une solution.</w:t>
         <w:br/>
@@ -967,6 +967,9 @@
     </w:p>
     <w:sectPr>
       <w:footerReference w:type="default" r:id="rId9"/>
+      <w:headerReference w:type="default" r:id="rId10"/>
+      <w:headerReference w:type="first" r:id="rId11"/>
+      <w:footerReference w:type="first" r:id="rId12"/>
       <w:pgSz w:w="11906" w:h="16838"/>
       <w:pgMar w:top="907" w:right="964" w:bottom="850" w:left="964" w:header="720" w:footer="720" w:gutter="0"/>
       <w:cols w:space="720"/>
@@ -993,6 +996,36 @@
     </w:r>
   </w:p>
 </w:ftr>
+</file>
+
+<file path=word/footer2.xml><?xml version="1.0" encoding="utf-8"?>
+<w:ftr xmlns:m="http://schemas.openxmlformats.org/officeDocument/2006/math" xmlns:mc="http://schemas.openxmlformats.org/markup-compatibility/2006" xmlns:mo="http://schemas.microsoft.com/office/mac/office/2008/main" xmlns:mv="urn:schemas-microsoft-com:mac:vml" xmlns:o="urn:schemas-microsoft-com:office:office" xmlns:r="http://schemas.openxmlformats.org/officeDocument/2006/relationships" xmlns:v="urn:schemas-microsoft-com:vml" xmlns:w10="urn:schemas-microsoft-com:office:word" xmlns:w14="http://schemas.microsoft.com/office/word/2010/wordml" xmlns:w="http://schemas.openxmlformats.org/wordprocessingml/2006/main" xmlns:wne="http://schemas.microsoft.com/office/word/2006/wordml" xmlns:wp14="http://schemas.microsoft.com/office/word/2010/wordprocessingDrawing" xmlns:wp="http://schemas.openxmlformats.org/drawingml/2006/wordprocessingDrawing" xmlns:wpc="http://schemas.microsoft.com/office/word/2010/wordprocessingCanvas" xmlns:wpg="http://schemas.microsoft.com/office/word/2010/wordprocessingGroup" xmlns:wpi="http://schemas.microsoft.com/office/word/2010/wordprocessingInk" xmlns:wps="http://schemas.microsoft.com/office/word/2010/wordprocessingShape" mc:Ignorable="w14 wp14">
+  <w:p>
+    <w:pPr>
+      <w:pStyle w:val="Footer"/>
+    </w:pPr>
+  </w:p>
+</w:ftr>
+</file>
+
+<file path=word/header1.xml><?xml version="1.0" encoding="utf-8"?>
+<w:hdr xmlns:m="http://schemas.openxmlformats.org/officeDocument/2006/math" xmlns:mc="http://schemas.openxmlformats.org/markup-compatibility/2006" xmlns:mo="http://schemas.microsoft.com/office/mac/office/2008/main" xmlns:mv="urn:schemas-microsoft-com:mac:vml" xmlns:o="urn:schemas-microsoft-com:office:office" xmlns:r="http://schemas.openxmlformats.org/officeDocument/2006/relationships" xmlns:v="urn:schemas-microsoft-com:vml" xmlns:w10="urn:schemas-microsoft-com:office:word" xmlns:w14="http://schemas.microsoft.com/office/word/2010/wordml" xmlns:w="http://schemas.openxmlformats.org/wordprocessingml/2006/main" xmlns:wne="http://schemas.microsoft.com/office/word/2006/wordml" xmlns:wp14="http://schemas.microsoft.com/office/word/2010/wordprocessingDrawing" xmlns:wp="http://schemas.openxmlformats.org/drawingml/2006/wordprocessingDrawing" xmlns:wpc="http://schemas.microsoft.com/office/word/2010/wordprocessingCanvas" xmlns:wpg="http://schemas.microsoft.com/office/word/2010/wordprocessingGroup" xmlns:wpi="http://schemas.microsoft.com/office/word/2010/wordprocessingInk" xmlns:wps="http://schemas.microsoft.com/office/word/2010/wordprocessingShape" mc:Ignorable="w14 wp14">
+  <w:p>
+    <w:pPr>
+      <w:pStyle w:val="Header"/>
+    </w:pPr>
+  </w:p>
+</w:hdr>
+</file>
+
+<file path=word/header2.xml><?xml version="1.0" encoding="utf-8"?>
+<w:hdr xmlns:m="http://schemas.openxmlformats.org/officeDocument/2006/math" xmlns:mc="http://schemas.openxmlformats.org/markup-compatibility/2006" xmlns:mo="http://schemas.microsoft.com/office/mac/office/2008/main" xmlns:mv="urn:schemas-microsoft-com:mac:vml" xmlns:o="urn:schemas-microsoft-com:office:office" xmlns:r="http://schemas.openxmlformats.org/officeDocument/2006/relationships" xmlns:v="urn:schemas-microsoft-com:vml" xmlns:w10="urn:schemas-microsoft-com:office:word" xmlns:w14="http://schemas.microsoft.com/office/word/2010/wordml" xmlns:w="http://schemas.openxmlformats.org/wordprocessingml/2006/main" xmlns:wne="http://schemas.microsoft.com/office/word/2006/wordml" xmlns:wp14="http://schemas.microsoft.com/office/word/2010/wordprocessingDrawing" xmlns:wp="http://schemas.openxmlformats.org/drawingml/2006/wordprocessingDrawing" xmlns:wpc="http://schemas.microsoft.com/office/word/2010/wordprocessingCanvas" xmlns:wpg="http://schemas.microsoft.com/office/word/2010/wordprocessingGroup" xmlns:wpi="http://schemas.microsoft.com/office/word/2010/wordprocessingInk" xmlns:wps="http://schemas.microsoft.com/office/word/2010/wordprocessingShape" mc:Ignorable="w14 wp14">
+  <w:p>
+    <w:pPr>
+      <w:pStyle w:val="Header"/>
+    </w:pPr>
+  </w:p>
+</w:hdr>
 </file>
 
 <file path=word/numbering.xml><?xml version="1.0" encoding="utf-8"?>

--- a/docs/pack-commercial/PROCEDURE-RESILIATION_interne.docx
+++ b/docs/pack-commercial/PROCEDURE-RESILIATION_interne.docx
@@ -12,7 +12,7 @@
           <w:color w:val="DB2777"/>
           <w:sz w:val="17"/>
         </w:rPr>
-        <w:t>PROCÉDURE INTERNE IDEAFORMA</w:t>
+        <w:t xml:space="preserve">PROCÉDURE INTERNE MY EASY AUTO</w:t>
       </w:r>
     </w:p>
     <w:p>
@@ -39,7 +39,7 @@
           <w:color w:val="4B5068"/>
           <w:sz w:val="20"/>
         </w:rPr>
-        <w:t>Cinq situations, une seule règle : on répond vite, on chiffre par écrit, on garde la porte ouverte (ESSENTIEL), on protège les données du garage et la trésorerie d'IDEAFORMA. Les règles contractuelles sont aux articles 2, 3, 4, 5 et 9 des CGV.</w:t>
+        <w:t xml:space="preserve">Cinq situations, une seule règle : on répond vite, on chiffre par écrit, on garde la porte ouverte (ESSENTIEL), on protège les données du garage et la trésorerie de MY EASY AUTO. Les règles contractuelles sont aux articles 2, 3, 4, 5 et 9 des CGV.</w:t>
       </w:r>
     </w:p>
     <w:p>
@@ -366,7 +366,7 @@
                 <w:b w:val="0"/>
                 <w:sz w:val="17"/>
               </w:rPr>
-              <w:t xml:space="preserve">Frais de résiliation anticipée (CGV v2.0, art. 2.3) = rattrapage de la remise sur les mois consommés + mise en service offerte + indemnité forfaitaire de 50 % des mensualités HT restantes ; ce qui a été payé d'avance s'impute (2.4). Négociable à la baisse par IDEAFORMA seul.</w:t>
+              <w:t xml:space="preserve">Frais de résiliation anticipée (CGV v2.0, art. 2.3) = rattrapage de la remise sur les mois consommés + mise en service offerte + indemnité forfaitaire de 50 % des mensualités HT restantes ; ce qui a été payé d'avance s'impute (2.4). Négociable à la baisse par MY EASY AUTO seul.</w:t>
             </w:r>
           </w:p>
         </w:tc>
@@ -473,7 +473,7 @@
                 <w:b w:val="0"/>
                 <w:sz w:val="17"/>
               </w:rPr>
-              <w:t>Résiliation par IDEAFORMA pour impayé</w:t>
+              <w:t xml:space="preserve">Résiliation par MY EASY AUTO pour impayé</w:t>
             </w:r>
           </w:p>
         </w:tc>
@@ -683,7 +683,7 @@
         <w:rPr>
           <w:sz w:val="20"/>
         </w:rPr>
-        <w:t>Suppression des données (Supabase : compte Auth + lignes rattachées + storage) après vérification qu'aucune contestation n'est en cours. Conserver uniquement les factures IDEAFORMA (obligation comptable 10 ans).</w:t>
+        <w:t xml:space="preserve">Suppression des données (Supabase : compte Auth + lignes rattachées + storage) après vérification qu'aucune contestation n'est en cours. Conserver uniquement les factures MY EASY AUTO (obligation comptable 10 ans).</w:t>
       </w:r>
     </w:p>
     <w:p>
@@ -696,7 +696,7 @@
           <w:color w:val="7C3AED"/>
           <w:sz w:val="25"/>
         </w:rPr>
-        <w:t>3. Étapes — impayé (résiliation à l'initiative d'IDEAFORMA)</w:t>
+        <w:t xml:space="preserve">3. Étapes — impayé (résiliation à l'initiative de MY EASY AUTO)</w:t>
       </w:r>
     </w:p>
     <w:p>
@@ -766,7 +766,7 @@
           <w:b/>
           <w:sz w:val="20"/>
         </w:rPr>
-        <w:t xml:space="preserve">J+45 : mise en demeure (recommandé ou email avec accusé) : impayés + pénalités (3 × taux légal) + 40 € de frais de recouvrement ; si engagé, frais de résiliation anticipée (rattrapage de remise + mise en service + 50 % des mensualités restantes, CGV art. 2.3).</w:t>
+        <w:t xml:space="preserve">J+45 : mise en demeure (recommandé ou email avec accusé) : impayés + pénalités de retard (taux BCE majoré de 10 points) + 40 € de frais de recouvrement ; si engagé, frais de résiliation anticipée (rattrapage de remise + mise en service + 50 % des mensualités restantes, CGV art. 2.3).</w:t>
       </w:r>
     </w:p>
     <w:p>
@@ -785,7 +785,7 @@
         <w:rPr>
           <w:sz w:val="20"/>
         </w:rPr>
-        <w:t>RÉSILIATION aux torts du garage (CGV art. 5 et 2) ; décompte final ; données exportables 90 jours ; recouvrement (injonction de payer possible au tribunal de commerce de Nanterre).</w:t>
+        <w:t xml:space="preserve">RÉSILIATION aux torts du garage (CGV art. 5 et 2) ; décompte final ; données exportables 90 jours ; recouvrement (injonction de payer possible au tribunal des activités économiques de Nanterre).</w:t>
       </w:r>
     </w:p>
     <w:p>
@@ -827,13 +827,13 @@
         </w:rPr>
         <w:t>Bonjour [Prénom],</w:t>
         <w:br/>
-        <w:t>Nous confirmons la résiliation de votre abonnement My Easy Auto [ADHÉSION SERVICE PLUS], reçue le [date]. Conformément au préavis d'un mois, votre contrat prend fin le [dernier jour du mois suivant]. La mensualité de [mois] reste due ([441 € HT]) ; aucune autre somme ne vous sera facturée.</w:t>
+        <w:t xml:space="preserve">Nous confirmons la résiliation de votre abonnement My Easy Auto [ADHÉSION SERVICE PLUS], reçue le [date]. Conformément au préavis d'un mois, votre contrat prend fin le [dernier jour du mois suivant]. La mensualité de [mois] reste due ([490 € HT]) ; aucune autre somme ne vous sera facturée.</w:t>
         <w:br/>
         <w:t>Vos données (dossiers, documents, factures, photos) sont exportables depuis Organisation → Sauvegarde jusqu'au [date de fin], puis pendant 90 jours ; elles seront supprimées le [date + 90 j].</w:t>
         <w:br/>
         <w:t>Si vous souhaitez conserver l'application seule (ESSENTIEL, 79 € HT / mois, sans engagement), dites-le nous : nous vous adressons un avenant.</w:t>
         <w:br/>
-        <w:t>Merci pour votre confiance, IDEAFORMA</w:t>
+        <w:t xml:space="preserve">Merci pour votre confiance, MY EASY AUTO</w:t>
       </w:r>
     </w:p>
     <w:p>
@@ -862,13 +862,13 @@
         </w:rPr>
         <w:t>Bonjour [Prénom],</w:t>
         <w:br/>
-        <w:t>Nous avons bien reçu votre demande du [date]. Votre contrat comporte un engagement de 12 mois jusqu'au [terme], souscrit avec une remise de [12 %] ; conformément à l'article 2 des conditions générales, les [7] mensualités restant à courir ([7 × 756,80 = 5 297,60 € HT]) sont exigibles en cas de résiliation anticipée.</w:t>
+        <w:t xml:space="preserve">Nous avons bien reçu votre demande du [date]. Votre contrat comporte un engagement de 12 mois jusqu'au [terme], souscrit avec une remise de [12 %] ; conformément à l'article 2 des conditions générales, les frais de résiliation anticipée sont exigibles : rattrapage de la remise sur les [5] mois consommés ([5 × 103,20 = 516 €]) + mise en service offerte (290 €) + indemnité de 50 % des [7] mensualités restantes ([2 648,80 €]), soit [3 454,80 € HT].</w:t>
         <w:br/>
         <w:t>Nous préférons une solution qui vous convienne : (1) passer en formule [ADHÉSION SERVICE PLUS / ESSENTIEL] jusqu'au terme (avenant, sans indemnité, après 6 mensualités réglées) ; (2) maintenir votre accès jusqu'au terme en réglant les mensualités normalement ; (3) clore le contrat immédiatement contre le règlement de l'indemnité [éventuellement : ramenée à X € si réglée sous 30 jours].</w:t>
         <w:br/>
         <w:t>Dites-nous ce que vous préférez d'ici le [date + 10 j].</w:t>
         <w:br/>
-        <w:t>Bien à vous, IDEAFORMA</w:t>
+        <w:t xml:space="preserve">Bien à vous, MY EASY AUTO</w:t>
       </w:r>
     </w:p>
     <w:p>
@@ -897,11 +897,11 @@
         </w:rPr>
         <w:t>Bonjour [Prénom],</w:t>
         <w:br/>
-        <w:t>Malgré nos relances des [dates], la facture [n°] de [montant] € TTC échue le [date] reste impayée. Conformément à l'article 5 des conditions générales, l'accès à l'application et le service de déblocage de dossiers (Adhésion Service) sont suspendus à compter du [date] jusqu'à régularisation ; les mensualités continuent de courir. Vous pouvez régler par virement (IBAN […]) ou par ce lien : […]. Sans règlement sous 15 jours, le contrat sera résilié à vos torts et les sommes dues recouvrées.</w:t>
+        <w:t xml:space="preserve">Malgré nos relances des [dates], la facture [n°] de [montant] € TTC échue le [date] reste impayée. Conformément à l'article 5 des conditions générales, l'accès à l'application et le service de déblocage de dossiers (Adhésion Service) sont suspendus à compter du [date] jusqu'à régularisation ; les mensualités continuent de courir. Vous pouvez régler par virement (IBAN […]) ou par ce lien : […]. Sans règlement sous 30 jours, le contrat sera résilié à vos torts et les sommes dues recouvrées.</w:t>
         <w:br/>
         <w:t>Nous restons joignables pour trouver une solution.</w:t>
         <w:br/>
-        <w:t>IDEAFORMA</w:t>
+        <w:t xml:space="preserve">MY EASY AUTO</w:t>
       </w:r>
     </w:p>
     <w:p>
@@ -992,7 +992,7 @@
         <w:color w:val="8A8FA8"/>
         <w:sz w:val="15"/>
       </w:rPr>
-      <w:t>IDEAFORMA — procédure interne — résiliation d'un abonnement (v1.0, septembre 2026) — confidentiel</w:t>
+      <w:t xml:space="preserve">MY EASY AUTO — procédure interne — résiliation d'un abonnement (v1.0, septembre 2026) — confidentiel</w:t>
     </w:r>
   </w:p>
 </w:ftr>
